--- a/contract-app/templates/contract.docx
+++ b/contract-app/templates/contract.docx
@@ -7021,7 +7021,7 @@
             <w:pPr>
               <w:pStyle w:val="TableParagraph"/>
               <w:spacing w:before="0"/>
-              <w:ind w:left="-567"/>
+              <w:ind w:left="0" w:right="0" w:firstLine="0"/>
               <w:jc w:val="both"/>
               <w:rPr>
                 <w:rFonts w:ascii="Times New Roman" w:hAnsi="Times New Roman"/>
